--- a/MaUWB_AOA Gen2  4WD Auto-following Robot Platform/Instruction for the Car Kit.docx
+++ b/MaUWB_AOA Gen2  4WD Auto-following Robot Platform/Instruction for the Car Kit.docx
@@ -134,25 +134,100 @@
     <w:p>
       <w:pPr>
         <w:rPr>
-          <w:rFonts w:hint="default"/>
-          <w:lang w:val="en-US" w:eastAsia="zh-CN"/>
-        </w:rPr>
-      </w:pPr>
-      <w:r>
-        <w:rPr>
-          <w:rFonts w:hint="eastAsia"/>
-          <w:lang w:val="en-US" w:eastAsia="zh-CN"/>
-        </w:rPr>
-        <w:t>3.Open &amp; Connect JL_Assistant.</w:t>
-      </w:r>
-    </w:p>
-    <w:p>
-      <w:pPr>
-        <w:rPr>
-          <w:rFonts w:hint="eastAsia"/>
-          <w:lang w:val="en-US" w:eastAsia="zh-CN"/>
-        </w:rPr>
-      </w:pPr>
+          <w:rFonts w:hint="eastAsia"/>
+          <w:lang w:val="en-US" w:eastAsia="zh-CN"/>
+        </w:rPr>
+      </w:pPr>
+      <w:r>
+        <w:rPr>
+          <w:rFonts w:hint="eastAsia"/>
+          <w:lang w:val="en-US" w:eastAsia="zh-CN"/>
+        </w:rPr>
+        <w:t>3.Extract the compressed file.The link is as follows:</w:t>
+      </w:r>
+    </w:p>
+    <w:p>
+      <w:pPr>
+        <w:jc w:val="left"/>
+        <w:rPr>
+          <w:rFonts w:hint="default" w:eastAsia="宋体" w:cs="宋体" w:asciiTheme="minorAscii" w:hAnsiTheme="minorAscii"/>
+          <w:sz w:val="21"/>
+          <w:szCs w:val="21"/>
+        </w:rPr>
+      </w:pPr>
+      <w:r>
+        <w:rPr>
+          <w:rFonts w:hint="default" w:eastAsia="宋体" w:cs="宋体" w:asciiTheme="minorAscii" w:hAnsiTheme="minorAscii"/>
+          <w:sz w:val="21"/>
+          <w:szCs w:val="21"/>
+        </w:rPr>
+        <w:fldChar w:fldCharType="begin"/>
+      </w:r>
+      <w:r>
+        <w:rPr>
+          <w:rFonts w:hint="default" w:eastAsia="宋体" w:cs="宋体" w:asciiTheme="minorAscii" w:hAnsiTheme="minorAscii"/>
+          <w:sz w:val="21"/>
+          <w:szCs w:val="21"/>
+        </w:rPr>
+        <w:instrText xml:space="preserve"> HYPERLINK "https://github.com/Makerfabs/MaUWB_AOA-Gen2/blob/main/MaUWB_AOA_Assistant.zip" </w:instrText>
+      </w:r>
+      <w:r>
+        <w:rPr>
+          <w:rFonts w:hint="default" w:eastAsia="宋体" w:cs="宋体" w:asciiTheme="minorAscii" w:hAnsiTheme="minorAscii"/>
+          <w:sz w:val="21"/>
+          <w:szCs w:val="21"/>
+        </w:rPr>
+        <w:fldChar w:fldCharType="separate"/>
+      </w:r>
+      <w:r>
+        <w:rPr>
+          <w:rStyle w:val="6"/>
+          <w:rFonts w:hint="default" w:eastAsia="宋体" w:cs="宋体" w:asciiTheme="minorAscii" w:hAnsiTheme="minorAscii"/>
+          <w:sz w:val="21"/>
+          <w:szCs w:val="21"/>
+        </w:rPr>
+        <w:t>MaUWB_AOA-Gen2/MaUWB_AOA_Assistant.zip at main · Makerfabs/MaUWB_AOA-Gen2</w:t>
+      </w:r>
+      <w:r>
+        <w:rPr>
+          <w:rFonts w:hint="default" w:eastAsia="宋体" w:cs="宋体" w:asciiTheme="minorAscii" w:hAnsiTheme="minorAscii"/>
+          <w:sz w:val="21"/>
+          <w:szCs w:val="21"/>
+        </w:rPr>
+        <w:fldChar w:fldCharType="end"/>
+      </w:r>
+    </w:p>
+    <w:p>
+      <w:pPr>
+        <w:jc w:val="left"/>
+        <w:rPr>
+          <w:rFonts w:hint="default" w:eastAsia="宋体" w:cs="宋体" w:asciiTheme="minorAscii" w:hAnsiTheme="minorAscii"/>
+          <w:sz w:val="21"/>
+          <w:szCs w:val="21"/>
+        </w:rPr>
+      </w:pPr>
+    </w:p>
+    <w:p>
+      <w:pPr>
+        <w:jc w:val="left"/>
+        <w:rPr>
+          <w:rFonts w:hint="default" w:eastAsia="宋体" w:cs="宋体" w:asciiTheme="minorAscii" w:hAnsiTheme="minorAscii"/>
+          <w:sz w:val="21"/>
+          <w:szCs w:val="21"/>
+          <w:lang w:val="en-US" w:eastAsia="zh-CN"/>
+        </w:rPr>
+      </w:pPr>
+      <w:r>
+        <w:rPr>
+          <w:rFonts w:hint="eastAsia" w:eastAsia="宋体" w:cs="宋体" w:asciiTheme="minorAscii" w:hAnsiTheme="minorAscii"/>
+          <w:sz w:val="21"/>
+          <w:szCs w:val="21"/>
+          <w:lang w:val="en-US" w:eastAsia="zh-CN"/>
+        </w:rPr>
+        <w:t>4.Open &amp; Connect JL_Assistant.exe</w:t>
+      </w:r>
+      <w:bookmarkStart w:id="0" w:name="_GoBack"/>
+      <w:bookmarkEnd w:id="0"/>
     </w:p>
     <w:p>
       <w:r>
@@ -1201,8 +1276,6 @@
           </wp:inline>
         </w:drawing>
       </w:r>
-      <w:bookmarkStart w:id="0" w:name="_GoBack"/>
-      <w:bookmarkEnd w:id="0"/>
     </w:p>
     <w:sectPr>
       <w:pgSz w:w="11906" w:h="16838"/>
@@ -1527,6 +1600,24 @@
       </w:tblCellMar>
     </w:tblPr>
   </w:style>
+  <w:style w:type="character" w:styleId="5">
+    <w:name w:val="FollowedHyperlink"/>
+    <w:basedOn w:val="4"/>
+    <w:uiPriority w:val="0"/>
+    <w:rPr>
+      <w:color w:val="800080"/>
+      <w:u w:val="single"/>
+    </w:rPr>
+  </w:style>
+  <w:style w:type="character" w:styleId="6">
+    <w:name w:val="Hyperlink"/>
+    <w:basedOn w:val="4"/>
+    <w:uiPriority w:val="0"/>
+    <w:rPr>
+      <w:color w:val="0000FF"/>
+      <w:u w:val="single"/>
+    </w:rPr>
+  </w:style>
 </w:styles>
 </file>
 

--- a/MaUWB_AOA Gen2  4WD Auto-following Robot Platform/Instruction for the Car Kit.docx
+++ b/MaUWB_AOA Gen2  4WD Auto-following Robot Platform/Instruction for the Car Kit.docx
@@ -224,18 +224,16 @@
           <w:szCs w:val="21"/>
           <w:lang w:val="en-US" w:eastAsia="zh-CN"/>
         </w:rPr>
-        <w:t>4.Open &amp; Connect JL_Assistant.exe</w:t>
-      </w:r>
-      <w:bookmarkStart w:id="0" w:name="_GoBack"/>
-      <w:bookmarkEnd w:id="0"/>
+        <w:t>4.Open &amp; Connect MaUWB_Assistant.exe</w:t>
+      </w:r>
     </w:p>
     <w:p>
       <w:r>
         <w:drawing>
           <wp:inline distT="0" distB="0" distL="114300" distR="114300">
-            <wp:extent cx="5268595" cy="2616200"/>
-            <wp:effectExtent l="0" t="0" r="8255" b="3175"/>
-            <wp:docPr id="5" name="图片 4"/>
+            <wp:extent cx="5265420" cy="3347085"/>
+            <wp:effectExtent l="0" t="0" r="1905" b="5715"/>
+            <wp:docPr id="1" name="图片 1"/>
             <wp:cNvGraphicFramePr>
               <a:graphicFrameLocks xmlns:a="http://schemas.openxmlformats.org/drawingml/2006/main" noChangeAspect="1"/>
             </wp:cNvGraphicFramePr>
@@ -243,7 +241,7 @@
               <a:graphicData uri="http://schemas.openxmlformats.org/drawingml/2006/picture">
                 <pic:pic xmlns:pic="http://schemas.openxmlformats.org/drawingml/2006/picture">
                   <pic:nvPicPr>
-                    <pic:cNvPr id="5" name="图片 4"/>
+                    <pic:cNvPr id="1" name="图片 1"/>
                     <pic:cNvPicPr>
                       <a:picLocks noChangeAspect="1"/>
                     </pic:cNvPicPr>
@@ -257,7 +255,7 @@
                   <pic:spPr>
                     <a:xfrm>
                       <a:off x="0" y="0"/>
-                      <a:ext cx="5268595" cy="2616200"/>
+                      <a:ext cx="5265420" cy="3347085"/>
                     </a:xfrm>
                     <a:prstGeom prst="rect">
                       <a:avLst/>
@@ -278,9 +276,9 @@
       <w:r>
         <w:drawing>
           <wp:inline distT="0" distB="0" distL="114300" distR="114300">
-            <wp:extent cx="1895475" cy="1924050"/>
-            <wp:effectExtent l="0" t="0" r="0" b="0"/>
-            <wp:docPr id="6" name="图片 5"/>
+            <wp:extent cx="5266690" cy="4567555"/>
+            <wp:effectExtent l="0" t="0" r="635" b="4445"/>
+            <wp:docPr id="3" name="图片 1"/>
             <wp:cNvGraphicFramePr>
               <a:graphicFrameLocks xmlns:a="http://schemas.openxmlformats.org/drawingml/2006/main" noChangeAspect="1"/>
             </wp:cNvGraphicFramePr>
@@ -288,7 +286,7 @@
               <a:graphicData uri="http://schemas.openxmlformats.org/drawingml/2006/picture">
                 <pic:pic xmlns:pic="http://schemas.openxmlformats.org/drawingml/2006/picture">
                   <pic:nvPicPr>
-                    <pic:cNvPr id="6" name="图片 5"/>
+                    <pic:cNvPr id="3" name="图片 1"/>
                     <pic:cNvPicPr>
                       <a:picLocks noChangeAspect="1"/>
                     </pic:cNvPicPr>
@@ -302,7 +300,7 @@
                   <pic:spPr>
                     <a:xfrm>
                       <a:off x="0" y="0"/>
-                      <a:ext cx="1895475" cy="1924050"/>
+                      <a:ext cx="5266690" cy="4567555"/>
                     </a:xfrm>
                     <a:prstGeom prst="rect">
                       <a:avLst/>
@@ -325,9 +323,9 @@
       <w:r>
         <w:drawing>
           <wp:inline distT="0" distB="0" distL="114300" distR="114300">
-            <wp:extent cx="5271135" cy="4240530"/>
-            <wp:effectExtent l="0" t="0" r="5715" b="7620"/>
-            <wp:docPr id="7" name="图片 6"/>
+            <wp:extent cx="5265420" cy="5085080"/>
+            <wp:effectExtent l="0" t="0" r="1905" b="1270"/>
+            <wp:docPr id="5" name="图片 2"/>
             <wp:cNvGraphicFramePr>
               <a:graphicFrameLocks xmlns:a="http://schemas.openxmlformats.org/drawingml/2006/main" noChangeAspect="1"/>
             </wp:cNvGraphicFramePr>
@@ -335,7 +333,7 @@
               <a:graphicData uri="http://schemas.openxmlformats.org/drawingml/2006/picture">
                 <pic:pic xmlns:pic="http://schemas.openxmlformats.org/drawingml/2006/picture">
                   <pic:nvPicPr>
-                    <pic:cNvPr id="7" name="图片 6"/>
+                    <pic:cNvPr id="5" name="图片 2"/>
                     <pic:cNvPicPr>
                       <a:picLocks noChangeAspect="1"/>
                     </pic:cNvPicPr>
@@ -349,7 +347,7 @@
                   <pic:spPr>
                     <a:xfrm>
                       <a:off x="0" y="0"/>
-                      <a:ext cx="5271135" cy="4240530"/>
+                      <a:ext cx="5265420" cy="5085080"/>
                     </a:xfrm>
                     <a:prstGeom prst="rect">
                       <a:avLst/>
@@ -446,9 +444,9 @@
       <w:r>
         <w:drawing>
           <wp:inline distT="0" distB="0" distL="114300" distR="114300">
-            <wp:extent cx="5271135" cy="4240530"/>
-            <wp:effectExtent l="0" t="0" r="5715" b="7620"/>
-            <wp:docPr id="8" name="图片 7"/>
+            <wp:extent cx="5265420" cy="5085080"/>
+            <wp:effectExtent l="0" t="0" r="1905" b="1270"/>
+            <wp:docPr id="6" name="图片 3"/>
             <wp:cNvGraphicFramePr>
               <a:graphicFrameLocks xmlns:a="http://schemas.openxmlformats.org/drawingml/2006/main" noChangeAspect="1"/>
             </wp:cNvGraphicFramePr>
@@ -456,7 +454,7 @@
               <a:graphicData uri="http://schemas.openxmlformats.org/drawingml/2006/picture">
                 <pic:pic xmlns:pic="http://schemas.openxmlformats.org/drawingml/2006/picture">
                   <pic:nvPicPr>
-                    <pic:cNvPr id="8" name="图片 7"/>
+                    <pic:cNvPr id="6" name="图片 3"/>
                     <pic:cNvPicPr>
                       <a:picLocks noChangeAspect="1"/>
                     </pic:cNvPicPr>
@@ -470,7 +468,7 @@
                   <pic:spPr>
                     <a:xfrm>
                       <a:off x="0" y="0"/>
-                      <a:ext cx="5271135" cy="4240530"/>
+                      <a:ext cx="5265420" cy="5085080"/>
                     </a:xfrm>
                     <a:prstGeom prst="rect">
                       <a:avLst/>
@@ -531,9 +529,9 @@
       <w:r>
         <w:drawing>
           <wp:inline distT="0" distB="0" distL="114300" distR="114300">
-            <wp:extent cx="5271135" cy="4240530"/>
-            <wp:effectExtent l="0" t="0" r="5715" b="7620"/>
-            <wp:docPr id="9" name="图片 8"/>
+            <wp:extent cx="5265420" cy="5085080"/>
+            <wp:effectExtent l="0" t="0" r="1905" b="1270"/>
+            <wp:docPr id="7" name="图片 4"/>
             <wp:cNvGraphicFramePr>
               <a:graphicFrameLocks xmlns:a="http://schemas.openxmlformats.org/drawingml/2006/main" noChangeAspect="1"/>
             </wp:cNvGraphicFramePr>
@@ -541,7 +539,7 @@
               <a:graphicData uri="http://schemas.openxmlformats.org/drawingml/2006/picture">
                 <pic:pic xmlns:pic="http://schemas.openxmlformats.org/drawingml/2006/picture">
                   <pic:nvPicPr>
-                    <pic:cNvPr id="9" name="图片 8"/>
+                    <pic:cNvPr id="7" name="图片 4"/>
                     <pic:cNvPicPr>
                       <a:picLocks noChangeAspect="1"/>
                     </pic:cNvPicPr>
@@ -555,7 +553,7 @@
                   <pic:spPr>
                     <a:xfrm>
                       <a:off x="0" y="0"/>
-                      <a:ext cx="5271135" cy="4240530"/>
+                      <a:ext cx="5265420" cy="5085080"/>
                     </a:xfrm>
                     <a:prstGeom prst="rect">
                       <a:avLst/>
@@ -593,9 +591,9 @@
       <w:r>
         <w:drawing>
           <wp:inline distT="0" distB="0" distL="114300" distR="114300">
-            <wp:extent cx="5271135" cy="4240530"/>
-            <wp:effectExtent l="0" t="0" r="5715" b="7620"/>
-            <wp:docPr id="11" name="图片 10"/>
+            <wp:extent cx="5265420" cy="5085080"/>
+            <wp:effectExtent l="0" t="0" r="1905" b="1270"/>
+            <wp:docPr id="8" name="图片 5"/>
             <wp:cNvGraphicFramePr>
               <a:graphicFrameLocks xmlns:a="http://schemas.openxmlformats.org/drawingml/2006/main" noChangeAspect="1"/>
             </wp:cNvGraphicFramePr>
@@ -603,7 +601,7 @@
               <a:graphicData uri="http://schemas.openxmlformats.org/drawingml/2006/picture">
                 <pic:pic xmlns:pic="http://schemas.openxmlformats.org/drawingml/2006/picture">
                   <pic:nvPicPr>
-                    <pic:cNvPr id="11" name="图片 10"/>
+                    <pic:cNvPr id="8" name="图片 5"/>
                     <pic:cNvPicPr>
                       <a:picLocks noChangeAspect="1"/>
                     </pic:cNvPicPr>
@@ -617,7 +615,7 @@
                   <pic:spPr>
                     <a:xfrm>
                       <a:off x="0" y="0"/>
-                      <a:ext cx="5271135" cy="4240530"/>
+                      <a:ext cx="5265420" cy="5085080"/>
                     </a:xfrm>
                     <a:prstGeom prst="rect">
                       <a:avLst/>
@@ -668,9 +666,9 @@
       <w:r>
         <w:drawing>
           <wp:inline distT="0" distB="0" distL="114300" distR="114300">
-            <wp:extent cx="5271770" cy="5695315"/>
-            <wp:effectExtent l="0" t="0" r="5080" b="635"/>
-            <wp:docPr id="14" name="图片 13"/>
+            <wp:extent cx="5265420" cy="5085080"/>
+            <wp:effectExtent l="0" t="0" r="1905" b="1270"/>
+            <wp:docPr id="9" name="图片 6"/>
             <wp:cNvGraphicFramePr>
               <a:graphicFrameLocks xmlns:a="http://schemas.openxmlformats.org/drawingml/2006/main" noChangeAspect="1"/>
             </wp:cNvGraphicFramePr>
@@ -678,7 +676,7 @@
               <a:graphicData uri="http://schemas.openxmlformats.org/drawingml/2006/picture">
                 <pic:pic xmlns:pic="http://schemas.openxmlformats.org/drawingml/2006/picture">
                   <pic:nvPicPr>
-                    <pic:cNvPr id="14" name="图片 13"/>
+                    <pic:cNvPr id="9" name="图片 6"/>
                     <pic:cNvPicPr>
                       <a:picLocks noChangeAspect="1"/>
                     </pic:cNvPicPr>
@@ -692,7 +690,7 @@
                   <pic:spPr>
                     <a:xfrm>
                       <a:off x="0" y="0"/>
-                      <a:ext cx="5271770" cy="5695315"/>
+                      <a:ext cx="5265420" cy="5085080"/>
                     </a:xfrm>
                     <a:prstGeom prst="rect">
                       <a:avLst/>
@@ -1000,6 +998,8 @@
         </w:rPr>
         <w:t>[Version Parameters]</w:t>
       </w:r>
+      <w:bookmarkStart w:id="0" w:name="_GoBack"/>
+      <w:bookmarkEnd w:id="0"/>
     </w:p>
     <w:p>
       <w:pPr>
@@ -1086,9 +1086,9 @@
       <w:r>
         <w:drawing>
           <wp:inline distT="0" distB="0" distL="114300" distR="114300">
-            <wp:extent cx="4476750" cy="4838700"/>
-            <wp:effectExtent l="0" t="0" r="0" b="0"/>
-            <wp:docPr id="16" name="图片 15"/>
+            <wp:extent cx="5265420" cy="5085080"/>
+            <wp:effectExtent l="0" t="0" r="1905" b="1270"/>
+            <wp:docPr id="10" name="图片 7"/>
             <wp:cNvGraphicFramePr>
               <a:graphicFrameLocks xmlns:a="http://schemas.openxmlformats.org/drawingml/2006/main" noChangeAspect="1"/>
             </wp:cNvGraphicFramePr>
@@ -1096,7 +1096,7 @@
               <a:graphicData uri="http://schemas.openxmlformats.org/drawingml/2006/picture">
                 <pic:pic xmlns:pic="http://schemas.openxmlformats.org/drawingml/2006/picture">
                   <pic:nvPicPr>
-                    <pic:cNvPr id="16" name="图片 15"/>
+                    <pic:cNvPr id="10" name="图片 7"/>
                     <pic:cNvPicPr>
                       <a:picLocks noChangeAspect="1"/>
                     </pic:cNvPicPr>
@@ -1110,7 +1110,7 @@
                   <pic:spPr>
                     <a:xfrm>
                       <a:off x="0" y="0"/>
-                      <a:ext cx="4476750" cy="4838700"/>
+                      <a:ext cx="5265420" cy="5085080"/>
                     </a:xfrm>
                     <a:prstGeom prst="rect">
                       <a:avLst/>
@@ -1236,9 +1236,9 @@
       <w:r>
         <w:drawing>
           <wp:inline distT="0" distB="0" distL="114300" distR="114300">
-            <wp:extent cx="4476750" cy="4838700"/>
-            <wp:effectExtent l="0" t="0" r="0" b="0"/>
-            <wp:docPr id="17" name="图片 16"/>
+            <wp:extent cx="5270500" cy="5090160"/>
+            <wp:effectExtent l="0" t="0" r="6350" b="5715"/>
+            <wp:docPr id="11" name="图片 8"/>
             <wp:cNvGraphicFramePr>
               <a:graphicFrameLocks xmlns:a="http://schemas.openxmlformats.org/drawingml/2006/main" noChangeAspect="1"/>
             </wp:cNvGraphicFramePr>
@@ -1246,7 +1246,7 @@
               <a:graphicData uri="http://schemas.openxmlformats.org/drawingml/2006/picture">
                 <pic:pic xmlns:pic="http://schemas.openxmlformats.org/drawingml/2006/picture">
                   <pic:nvPicPr>
-                    <pic:cNvPr id="17" name="图片 16"/>
+                    <pic:cNvPr id="11" name="图片 8"/>
                     <pic:cNvPicPr>
                       <a:picLocks noChangeAspect="1"/>
                     </pic:cNvPicPr>
@@ -1260,7 +1260,7 @@
                   <pic:spPr>
                     <a:xfrm>
                       <a:off x="0" y="0"/>
-                      <a:ext cx="4476750" cy="4838700"/>
+                      <a:ext cx="5270500" cy="5090160"/>
                     </a:xfrm>
                     <a:prstGeom prst="rect">
                       <a:avLst/>
@@ -1383,8 +1383,8 @@
     <w:lsdException w:unhideWhenUsed="0" w:uiPriority="0" w:semiHidden="0" w:name="Body Text Indent 2"/>
     <w:lsdException w:unhideWhenUsed="0" w:uiPriority="0" w:semiHidden="0" w:name="Body Text Indent 3"/>
     <w:lsdException w:unhideWhenUsed="0" w:uiPriority="0" w:semiHidden="0" w:name="Block Text"/>
-    <w:lsdException w:unhideWhenUsed="0" w:uiPriority="0" w:semiHidden="0" w:name="Hyperlink"/>
-    <w:lsdException w:unhideWhenUsed="0" w:uiPriority="0" w:semiHidden="0" w:name="FollowedHyperlink"/>
+    <w:lsdException w:qFormat="1" w:unhideWhenUsed="0" w:uiPriority="0" w:semiHidden="0" w:name="Hyperlink"/>
+    <w:lsdException w:qFormat="1" w:unhideWhenUsed="0" w:uiPriority="0" w:semiHidden="0" w:name="FollowedHyperlink"/>
     <w:lsdException w:qFormat="1" w:unhideWhenUsed="0" w:uiPriority="0" w:semiHidden="0" w:name="Strong"/>
     <w:lsdException w:qFormat="1" w:unhideWhenUsed="0" w:uiPriority="0" w:semiHidden="0" w:name="Emphasis"/>
     <w:lsdException w:unhideWhenUsed="0" w:uiPriority="0" w:semiHidden="0" w:name="Document Map"/>
@@ -1401,7 +1401,7 @@
     <w:lsdException w:unhideWhenUsed="0" w:uiPriority="0" w:semiHidden="0" w:name="HTML Sample"/>
     <w:lsdException w:unhideWhenUsed="0" w:uiPriority="0" w:semiHidden="0" w:name="HTML Typewriter"/>
     <w:lsdException w:unhideWhenUsed="0" w:uiPriority="0" w:semiHidden="0" w:name="HTML Variable"/>
-    <w:lsdException w:unhideWhenUsed="0" w:uiPriority="0" w:name="Normal Table"/>
+    <w:lsdException w:qFormat="1" w:unhideWhenUsed="0" w:uiPriority="0" w:name="Normal Table"/>
     <w:lsdException w:unhideWhenUsed="0" w:uiPriority="0" w:semiHidden="0" w:name="annotation subject"/>
     <w:lsdException w:unhideWhenUsed="0" w:uiPriority="0" w:semiHidden="0" w:name="Table Simple 1"/>
     <w:lsdException w:unhideWhenUsed="0" w:uiPriority="0" w:semiHidden="0" w:name="Table Simple 2"/>
@@ -1590,6 +1590,7 @@
   <w:style w:type="table" w:default="1" w:styleId="3">
     <w:name w:val="Normal Table"/>
     <w:semiHidden/>
+    <w:qFormat/>
     <w:uiPriority w:val="0"/>
     <w:tblPr>
       <w:tblCellMar>
@@ -1603,6 +1604,7 @@
   <w:style w:type="character" w:styleId="5">
     <w:name w:val="FollowedHyperlink"/>
     <w:basedOn w:val="4"/>
+    <w:qFormat/>
     <w:uiPriority w:val="0"/>
     <w:rPr>
       <w:color w:val="800080"/>
@@ -1612,6 +1614,7 @@
   <w:style w:type="character" w:styleId="6">
     <w:name w:val="Hyperlink"/>
     <w:basedOn w:val="4"/>
+    <w:qFormat/>
     <w:uiPriority w:val="0"/>
     <w:rPr>
       <w:color w:val="0000FF"/>
